--- a/sdr/human-readable/sdr-class-c-authoring.docx
+++ b/sdr/human-readable/sdr-class-c-authoring.docx
@@ -12,7 +12,7 @@
     </w:p>
     <w:p>
       <w:r>
-        <w:t>Offering: Example PaaS Foundation (EPF)</w:t>
+        <w:t>Offering: Contoso Secure Platform (CSP)</w:t>
       </w:r>
     </w:p>
     <w:p>
